--- a/briefings/线口监测午报-2026-10-08.docx
+++ b/briefings/线口监测午报-2026-10-08.docx
@@ -22,7 +22,7 @@
           <w:color w:val="888888"/>
           <w:sz w:val="18"/>
         </w:rPr>
-        <w:t>监测窗口:近48小时 | 生成时间:2026-10-08 14:11</w:t>
+        <w:t>监测窗口:近48小时 | 生成时间:2026-10-08 15:27</w:t>
       </w:r>
     </w:p>
     <w:p>
@@ -70,6 +70,261 @@
           <w:color w:val="888888"/>
           <w:sz w:val="24"/>
         </w:rPr>
+        <w:t>微星尊爵 Prestige N16 Flip AI+ 发布：RTX Spark 翻转本，16 日开售</w:t>
+      </w:r>
+    </w:p>
+    <w:p>
+      <w:r>
+        <w:rPr>
+          <w:rFonts w:ascii="Times New Roman" w:hAnsi="Times New Roman" w:eastAsia="宋体"/>
+          <w:color w:val="888888"/>
+          <w:sz w:val="18"/>
+        </w:rPr>
+        <w:t>来源:IT之家 | 时间:10-08 15:07</w:t>
+      </w:r>
+    </w:p>
+    <w:p>
+      <w:r>
+        <w:rPr>
+          <w:rFonts w:ascii="Times New Roman" w:hAnsi="Times New Roman" w:eastAsia="宋体"/>
+          <w:sz w:val="18"/>
+        </w:rPr>
+        <w:t>链接:</w:t>
+      </w:r>
+      <w:hyperlink r:id="rId9">
+        <w:r>
+          <w:rPr>
+            <w:color w:val="0563C1"/>
+            <w:u w:val="single"/>
+          </w:rPr>
+          <w:t>微星尊爵 Prestige N16 Flip AI+ 发布：RTX Spark 翻转本，16 日开售</w:t>
+        </w:r>
+      </w:hyperlink>
+    </w:p>
+    <w:p>
+      <w:pPr>
+        <w:pStyle w:val="Heading3"/>
+      </w:pPr>
+      <w:r>
+        <w:rPr>
+          <w:rFonts w:ascii="Times New Roman" w:hAnsi="Times New Roman" w:eastAsia="黑体"/>
+          <w:b w:val="0"/>
+          <w:color w:val="888888"/>
+          <w:sz w:val="24"/>
+        </w:rPr>
+        <w:t>【C级·参考】</w:t>
+      </w:r>
+      <w:r>
+        <w:rPr>
+          <w:rFonts w:ascii="Times New Roman" w:hAnsi="Times New Roman" w:eastAsia="黑体"/>
+          <w:b w:val="0"/>
+          <w:color w:val="888888"/>
+          <w:sz w:val="24"/>
+        </w:rPr>
+        <w:t>不满 Mistral 表现，德国搜索引擎 Ecosia 押注中国开源 AI 模型</w:t>
+      </w:r>
+    </w:p>
+    <w:p>
+      <w:r>
+        <w:rPr>
+          <w:rFonts w:ascii="Times New Roman" w:hAnsi="Times New Roman" w:eastAsia="宋体"/>
+          <w:color w:val="888888"/>
+          <w:sz w:val="18"/>
+        </w:rPr>
+        <w:t>来源:IT之家 | 时间:10-08 15:00</w:t>
+      </w:r>
+    </w:p>
+    <w:p>
+      <w:r>
+        <w:rPr>
+          <w:rFonts w:ascii="Times New Roman" w:hAnsi="Times New Roman" w:eastAsia="宋体"/>
+          <w:sz w:val="18"/>
+        </w:rPr>
+        <w:t>链接:</w:t>
+      </w:r>
+      <w:hyperlink r:id="rId10">
+        <w:r>
+          <w:rPr>
+            <w:color w:val="0563C1"/>
+            <w:u w:val="single"/>
+          </w:rPr>
+          <w:t>不满 Mistral 表现，德国搜索引擎 Ecosia 押注中国开源 AI 模型</w:t>
+        </w:r>
+      </w:hyperlink>
+    </w:p>
+    <w:p>
+      <w:pPr>
+        <w:pStyle w:val="Heading3"/>
+      </w:pPr>
+      <w:r>
+        <w:rPr>
+          <w:rFonts w:ascii="Times New Roman" w:hAnsi="Times New Roman" w:eastAsia="黑体"/>
+          <w:b w:val="0"/>
+          <w:color w:val="888888"/>
+          <w:sz w:val="24"/>
+        </w:rPr>
+        <w:t>【C级·参考】</w:t>
+      </w:r>
+      <w:r>
+        <w:rPr>
+          <w:rFonts w:ascii="Times New Roman" w:hAnsi="Times New Roman" w:eastAsia="黑体"/>
+          <w:b w:val="0"/>
+          <w:color w:val="888888"/>
+          <w:sz w:val="24"/>
+        </w:rPr>
+        <w:t>消息称 Alphabet 旗下 AI 药物研发企业 Isomorphic Labs 寻求以 400~500 亿美元估值融资</w:t>
+      </w:r>
+    </w:p>
+    <w:p>
+      <w:r>
+        <w:rPr>
+          <w:rFonts w:ascii="Times New Roman" w:hAnsi="Times New Roman" w:eastAsia="宋体"/>
+          <w:color w:val="888888"/>
+          <w:sz w:val="18"/>
+        </w:rPr>
+        <w:t>来源:IT之家 | 时间:10-08 14:33</w:t>
+      </w:r>
+    </w:p>
+    <w:p>
+      <w:r>
+        <w:rPr>
+          <w:rFonts w:ascii="Times New Roman" w:hAnsi="Times New Roman" w:eastAsia="宋体"/>
+          <w:sz w:val="18"/>
+        </w:rPr>
+        <w:t>链接:</w:t>
+      </w:r>
+      <w:hyperlink r:id="rId11">
+        <w:r>
+          <w:rPr>
+            <w:color w:val="0563C1"/>
+            <w:u w:val="single"/>
+          </w:rPr>
+          <w:t>消息称 Alphabet 旗下 AI 药物研发企业 Isomorphic Labs 寻求以 400~500 亿美元估值融资</w:t>
+        </w:r>
+      </w:hyperlink>
+    </w:p>
+    <w:p>
+      <w:pPr>
+        <w:pStyle w:val="Heading3"/>
+      </w:pPr>
+      <w:r>
+        <w:rPr>
+          <w:rFonts w:ascii="Times New Roman" w:hAnsi="Times New Roman" w:eastAsia="黑体"/>
+          <w:b w:val="0"/>
+          <w:color w:val="888888"/>
+          <w:sz w:val="24"/>
+        </w:rPr>
+        <w:t>【C级·参考】</w:t>
+      </w:r>
+      <w:r>
+        <w:rPr>
+          <w:rFonts w:ascii="Times New Roman" w:hAnsi="Times New Roman" w:eastAsia="黑体"/>
+          <w:b w:val="0"/>
+          <w:color w:val="888888"/>
+          <w:sz w:val="24"/>
+        </w:rPr>
+        <w:t>微软确认 Win11 Copilot+ PC 品牌未消亡：全球每月本地 AI 推理超 2 万亿次，每年出货数千万台</w:t>
+      </w:r>
+    </w:p>
+    <w:p>
+      <w:r>
+        <w:rPr>
+          <w:rFonts w:ascii="Times New Roman" w:hAnsi="Times New Roman" w:eastAsia="宋体"/>
+          <w:color w:val="888888"/>
+          <w:sz w:val="18"/>
+        </w:rPr>
+        <w:t>来源:IT之家 | 时间:10-08 14:30</w:t>
+      </w:r>
+    </w:p>
+    <w:p>
+      <w:r>
+        <w:rPr>
+          <w:rFonts w:ascii="Times New Roman" w:hAnsi="Times New Roman" w:eastAsia="宋体"/>
+          <w:sz w:val="18"/>
+        </w:rPr>
+        <w:t>链接:</w:t>
+      </w:r>
+      <w:hyperlink r:id="rId12">
+        <w:r>
+          <w:rPr>
+            <w:color w:val="0563C1"/>
+            <w:u w:val="single"/>
+          </w:rPr>
+          <w:t>微软确认 Win11 Copilot+ PC 品牌未消亡：全球每月本地 AI 推理超 2 万亿次，每年出货数千万台</w:t>
+        </w:r>
+      </w:hyperlink>
+    </w:p>
+    <w:p>
+      <w:pPr>
+        <w:pStyle w:val="Heading3"/>
+      </w:pPr>
+      <w:r>
+        <w:rPr>
+          <w:rFonts w:ascii="Times New Roman" w:hAnsi="Times New Roman" w:eastAsia="黑体"/>
+          <w:b w:val="0"/>
+          <w:color w:val="888888"/>
+          <w:sz w:val="24"/>
+        </w:rPr>
+        <w:t>【C级·参考】</w:t>
+      </w:r>
+      <w:r>
+        <w:rPr>
+          <w:rFonts w:ascii="Times New Roman" w:hAnsi="Times New Roman" w:eastAsia="黑体"/>
+          <w:b w:val="0"/>
+          <w:color w:val="888888"/>
+          <w:sz w:val="24"/>
+        </w:rPr>
+        <w:t>消息称腾讯考虑发售 50 亿美元债券，加大力度投资 AI</w:t>
+      </w:r>
+    </w:p>
+    <w:p>
+      <w:r>
+        <w:rPr>
+          <w:rFonts w:ascii="Times New Roman" w:hAnsi="Times New Roman" w:eastAsia="宋体"/>
+          <w:color w:val="888888"/>
+          <w:sz w:val="18"/>
+        </w:rPr>
+        <w:t>来源:IT之家 | 时间:10-08 14:23</w:t>
+      </w:r>
+    </w:p>
+    <w:p>
+      <w:r>
+        <w:rPr>
+          <w:rFonts w:ascii="Times New Roman" w:hAnsi="Times New Roman" w:eastAsia="宋体"/>
+          <w:sz w:val="18"/>
+        </w:rPr>
+        <w:t>链接:</w:t>
+      </w:r>
+      <w:hyperlink r:id="rId13">
+        <w:r>
+          <w:rPr>
+            <w:color w:val="0563C1"/>
+            <w:u w:val="single"/>
+          </w:rPr>
+          <w:t>消息称腾讯考虑发售 50 亿美元债券，加大力度投资 AI</w:t>
+        </w:r>
+      </w:hyperlink>
+    </w:p>
+    <w:p>
+      <w:pPr>
+        <w:pStyle w:val="Heading3"/>
+      </w:pPr>
+      <w:r>
+        <w:rPr>
+          <w:rFonts w:ascii="Times New Roman" w:hAnsi="Times New Roman" w:eastAsia="黑体"/>
+          <w:b w:val="0"/>
+          <w:color w:val="888888"/>
+          <w:sz w:val="24"/>
+        </w:rPr>
+        <w:t>【C级·参考】</w:t>
+      </w:r>
+      <w:r>
+        <w:rPr>
+          <w:rFonts w:ascii="Times New Roman" w:hAnsi="Times New Roman" w:eastAsia="黑体"/>
+          <w:b w:val="0"/>
+          <w:color w:val="888888"/>
+          <w:sz w:val="24"/>
+        </w:rPr>
         <w:t>苹果 iPhone Air 2 爆料：厚度减薄 0.4mm 至 5.2mm，更高密度电池提升续航</w:t>
       </w:r>
     </w:p>
@@ -91,7 +346,7 @@
         </w:rPr>
         <w:t>链接:</w:t>
       </w:r>
-      <w:hyperlink r:id="rId9">
+      <w:hyperlink r:id="rId14">
         <w:r>
           <w:rPr>
             <w:color w:val="0563C1"/>
@@ -142,64 +397,13 @@
         </w:rPr>
         <w:t>链接:</w:t>
       </w:r>
-      <w:hyperlink r:id="rId10">
+      <w:hyperlink r:id="rId15">
         <w:r>
           <w:rPr>
             <w:color w:val="0563C1"/>
             <w:u w:val="single"/>
           </w:rPr>
           <w:t>谷歌、Meta 等厂商竞逐申请 .agent 域名：OpenAI 申请.gpt、Anthropic 申请.claude</w:t>
-        </w:r>
-      </w:hyperlink>
-    </w:p>
-    <w:p>
-      <w:pPr>
-        <w:pStyle w:val="Heading3"/>
-      </w:pPr>
-      <w:r>
-        <w:rPr>
-          <w:rFonts w:ascii="Times New Roman" w:hAnsi="Times New Roman" w:eastAsia="黑体"/>
-          <w:b w:val="0"/>
-          <w:color w:val="888888"/>
-          <w:sz w:val="24"/>
-        </w:rPr>
-        <w:t>【C级·参考】</w:t>
-      </w:r>
-      <w:r>
-        <w:rPr>
-          <w:rFonts w:ascii="Times New Roman" w:hAnsi="Times New Roman" w:eastAsia="黑体"/>
-          <w:b w:val="0"/>
-          <w:color w:val="888888"/>
-          <w:sz w:val="24"/>
-        </w:rPr>
-        <w:t>Terence Tao Responds to the OpenAI Math Drop</w:t>
-      </w:r>
-    </w:p>
-    <w:p>
-      <w:r>
-        <w:rPr>
-          <w:rFonts w:ascii="Times New Roman" w:hAnsi="Times New Roman" w:eastAsia="宋体"/>
-          <w:color w:val="888888"/>
-          <w:sz w:val="18"/>
-        </w:rPr>
-        <w:t>来源:Hacker News | 时间:10-08 13:14</w:t>
-      </w:r>
-    </w:p>
-    <w:p>
-      <w:r>
-        <w:rPr>
-          <w:rFonts w:ascii="Times New Roman" w:hAnsi="Times New Roman" w:eastAsia="宋体"/>
-          <w:sz w:val="18"/>
-        </w:rPr>
-        <w:t>链接:</w:t>
-      </w:r>
-      <w:hyperlink r:id="rId11">
-        <w:r>
-          <w:rPr>
-            <w:color w:val="0563C1"/>
-            <w:u w:val="single"/>
-          </w:rPr>
-          <w:t>Terence Tao Responds to the OpenAI Math Drop</w:t>
         </w:r>
       </w:hyperlink>
     </w:p>
@@ -244,7 +448,7 @@
         </w:rPr>
         <w:t>链接:</w:t>
       </w:r>
-      <w:hyperlink r:id="rId12">
+      <w:hyperlink r:id="rId16">
         <w:r>
           <w:rPr>
             <w:color w:val="0563C1"/>
@@ -295,7 +499,7 @@
         </w:rPr>
         <w:t>链接:</w:t>
       </w:r>
-      <w:hyperlink r:id="rId13">
+      <w:hyperlink r:id="rId17">
         <w:r>
           <w:rPr>
             <w:color w:val="0563C1"/>
@@ -346,7 +550,7 @@
         </w:rPr>
         <w:t>链接:</w:t>
       </w:r>
-      <w:hyperlink r:id="rId14">
+      <w:hyperlink r:id="rId18">
         <w:r>
           <w:rPr>
             <w:color w:val="0563C1"/>
@@ -376,7 +580,7 @@
           <w:color w:val="888888"/>
           <w:sz w:val="24"/>
         </w:rPr>
-        <w:t>惠普战 66 Air 商务轻薄本上架："Wildcat Lake" + OLED，到手 5099.15 元起</w:t>
+        <w:t>把“AI生活”带回家 智能消费点亮假日经济</w:t>
       </w:r>
     </w:p>
     <w:p>
@@ -386,211 +590,7 @@
           <w:color w:val="888888"/>
           <w:sz w:val="18"/>
         </w:rPr>
-        <w:t>来源:IT之家 | 时间:10-08 10:16</w:t>
-      </w:r>
-    </w:p>
-    <w:p>
-      <w:r>
-        <w:rPr>
-          <w:rFonts w:ascii="Times New Roman" w:hAnsi="Times New Roman" w:eastAsia="宋体"/>
-          <w:sz w:val="18"/>
-        </w:rPr>
-        <w:t>链接:</w:t>
-      </w:r>
-      <w:hyperlink r:id="rId15">
-        <w:r>
-          <w:rPr>
-            <w:color w:val="0563C1"/>
-            <w:u w:val="single"/>
-          </w:rPr>
-          <w:t>惠普战 66 Air 商务轻薄本上架："Wildcat Lake" + OLED，到手 5099.15 元起</w:t>
-        </w:r>
-      </w:hyperlink>
-    </w:p>
-    <w:p>
-      <w:pPr>
-        <w:pStyle w:val="Heading3"/>
-      </w:pPr>
-      <w:r>
-        <w:rPr>
-          <w:rFonts w:ascii="Times New Roman" w:hAnsi="Times New Roman" w:eastAsia="黑体"/>
-          <w:b w:val="0"/>
-          <w:color w:val="888888"/>
-          <w:sz w:val="24"/>
-        </w:rPr>
-        <w:t>【C级·参考】</w:t>
-      </w:r>
-      <w:r>
-        <w:rPr>
-          <w:rFonts w:ascii="Times New Roman" w:hAnsi="Times New Roman" w:eastAsia="黑体"/>
-          <w:b w:val="0"/>
-          <w:color w:val="888888"/>
-          <w:sz w:val="24"/>
-        </w:rPr>
-        <w:t>警告“AI 或灭绝人类”的前 Anthropic 研究员：某种意义上，我曾研究让 AI 取代自己</w:t>
-      </w:r>
-    </w:p>
-    <w:p>
-      <w:r>
-        <w:rPr>
-          <w:rFonts w:ascii="Times New Roman" w:hAnsi="Times New Roman" w:eastAsia="宋体"/>
-          <w:color w:val="888888"/>
-          <w:sz w:val="18"/>
-        </w:rPr>
-        <w:t>来源:IT之家 | 时间:10-08 10:15</w:t>
-      </w:r>
-    </w:p>
-    <w:p>
-      <w:r>
-        <w:rPr>
-          <w:rFonts w:ascii="Times New Roman" w:hAnsi="Times New Roman" w:eastAsia="宋体"/>
-          <w:sz w:val="18"/>
-        </w:rPr>
-        <w:t>链接:</w:t>
-      </w:r>
-      <w:hyperlink r:id="rId16">
-        <w:r>
-          <w:rPr>
-            <w:color w:val="0563C1"/>
-            <w:u w:val="single"/>
-          </w:rPr>
-          <w:t>警告“AI 或灭绝人类”的前 Anthropic 研究员：某种意义上，我曾研究让 AI 取代自己</w:t>
-        </w:r>
-      </w:hyperlink>
-    </w:p>
-    <w:p>
-      <w:pPr>
-        <w:pStyle w:val="Heading3"/>
-      </w:pPr>
-      <w:r>
-        <w:rPr>
-          <w:rFonts w:ascii="Times New Roman" w:hAnsi="Times New Roman" w:eastAsia="黑体"/>
-          <w:b w:val="0"/>
-          <w:color w:val="888888"/>
-          <w:sz w:val="24"/>
-        </w:rPr>
-        <w:t>【C级·参考】</w:t>
-      </w:r>
-      <w:r>
-        <w:rPr>
-          <w:rFonts w:ascii="Times New Roman" w:hAnsi="Times New Roman" w:eastAsia="黑体"/>
-          <w:b w:val="0"/>
-          <w:color w:val="888888"/>
-          <w:sz w:val="24"/>
-        </w:rPr>
-        <w:t>黄仁勋焦虑 AI 需求降温，曝英伟达拟再投 10 亿美元加码人形机器人企业 Figure</w:t>
-      </w:r>
-    </w:p>
-    <w:p>
-      <w:r>
-        <w:rPr>
-          <w:rFonts w:ascii="Times New Roman" w:hAnsi="Times New Roman" w:eastAsia="宋体"/>
-          <w:color w:val="888888"/>
-          <w:sz w:val="18"/>
-        </w:rPr>
-        <w:t>来源:IT之家 | 时间:10-08 09:49</w:t>
-      </w:r>
-    </w:p>
-    <w:p>
-      <w:r>
-        <w:rPr>
-          <w:rFonts w:ascii="Times New Roman" w:hAnsi="Times New Roman" w:eastAsia="宋体"/>
-          <w:sz w:val="18"/>
-        </w:rPr>
-        <w:t>链接:</w:t>
-      </w:r>
-      <w:hyperlink r:id="rId17">
-        <w:r>
-          <w:rPr>
-            <w:color w:val="0563C1"/>
-            <w:u w:val="single"/>
-          </w:rPr>
-          <w:t>黄仁勋焦虑 AI 需求降温，曝英伟达拟再投 10 亿美元加码人形机器人企业 Figure</w:t>
-        </w:r>
-      </w:hyperlink>
-    </w:p>
-    <w:p>
-      <w:pPr>
-        <w:pStyle w:val="Heading3"/>
-      </w:pPr>
-      <w:r>
-        <w:rPr>
-          <w:rFonts w:ascii="Times New Roman" w:hAnsi="Times New Roman" w:eastAsia="黑体"/>
-          <w:b w:val="0"/>
-          <w:color w:val="888888"/>
-          <w:sz w:val="24"/>
-        </w:rPr>
-        <w:t>【C级·参考】</w:t>
-      </w:r>
-      <w:r>
-        <w:rPr>
-          <w:rFonts w:ascii="Times New Roman" w:hAnsi="Times New Roman" w:eastAsia="黑体"/>
-          <w:b w:val="0"/>
-          <w:color w:val="888888"/>
-          <w:sz w:val="24"/>
-        </w:rPr>
-        <w:t>“白宫 AI 沙皇”履新第一站定在硅谷，消息称会见英伟达黄仁勋、OpenAI 奥尔特曼等巨头 CEO</w:t>
-      </w:r>
-    </w:p>
-    <w:p>
-      <w:r>
-        <w:rPr>
-          <w:rFonts w:ascii="Times New Roman" w:hAnsi="Times New Roman" w:eastAsia="宋体"/>
-          <w:color w:val="888888"/>
-          <w:sz w:val="18"/>
-        </w:rPr>
-        <w:t>来源:IT之家 | 时间:10-08 09:09</w:t>
-      </w:r>
-    </w:p>
-    <w:p>
-      <w:r>
-        <w:rPr>
-          <w:rFonts w:ascii="Times New Roman" w:hAnsi="Times New Roman" w:eastAsia="宋体"/>
-          <w:sz w:val="18"/>
-        </w:rPr>
-        <w:t>链接:</w:t>
-      </w:r>
-      <w:hyperlink r:id="rId18">
-        <w:r>
-          <w:rPr>
-            <w:color w:val="0563C1"/>
-            <w:u w:val="single"/>
-          </w:rPr>
-          <w:t>“白宫 AI 沙皇”履新第一站定在硅谷，消息称会见英伟达黄仁勋、OpenAI 奥尔特曼等巨头 CEO</w:t>
-        </w:r>
-      </w:hyperlink>
-    </w:p>
-    <w:p>
-      <w:pPr>
-        <w:pStyle w:val="Heading3"/>
-      </w:pPr>
-      <w:r>
-        <w:rPr>
-          <w:rFonts w:ascii="Times New Roman" w:hAnsi="Times New Roman" w:eastAsia="黑体"/>
-          <w:b w:val="0"/>
-          <w:color w:val="888888"/>
-          <w:sz w:val="24"/>
-        </w:rPr>
-        <w:t>【C级·参考】</w:t>
-      </w:r>
-      <w:r>
-        <w:rPr>
-          <w:rFonts w:ascii="Times New Roman" w:hAnsi="Times New Roman" w:eastAsia="黑体"/>
-          <w:b w:val="0"/>
-          <w:color w:val="888888"/>
-          <w:sz w:val="24"/>
-        </w:rPr>
-        <w:t>美国一男子因利用 AI 骗取音乐版权收入被判 18 个月监禁并罚没 800 万美元</w:t>
-      </w:r>
-    </w:p>
-    <w:p>
-      <w:r>
-        <w:rPr>
-          <w:rFonts w:ascii="Times New Roman" w:hAnsi="Times New Roman" w:eastAsia="宋体"/>
-          <w:color w:val="888888"/>
-          <w:sz w:val="18"/>
-        </w:rPr>
-        <w:t>来源:IT之家 | 时间:10-08 09:06</w:t>
+        <w:t>来源:Bing新闻 | 时间:10-08 08:02</w:t>
       </w:r>
     </w:p>
     <w:p>
@@ -607,7 +607,7 @@
             <w:color w:val="0563C1"/>
             <w:u w:val="single"/>
           </w:rPr>
-          <w:t>美国一男子因利用 AI 骗取音乐版权收入被判 18 个月监禁并罚没 800 万美元</w:t>
+          <w:t>把“AI生活”带回家 智能消费点亮假日经济</w:t>
         </w:r>
       </w:hyperlink>
     </w:p>
@@ -981,106 +981,9 @@
       </w:r>
     </w:p>
     <w:p>
-      <w:pPr>
-        <w:pStyle w:val="Heading3"/>
-      </w:pPr>
       <w:r>
-        <w:rPr>
-          <w:rFonts w:ascii="Times New Roman" w:hAnsi="Times New Roman" w:eastAsia="黑体"/>
-          <w:b w:val="0"/>
-          <w:color w:val="888888"/>
-          <w:sz w:val="24"/>
-        </w:rPr>
-        <w:t>【C级·参考】</w:t>
+        <w:t>本线口暂无重要更新</w:t>
       </w:r>
-      <w:r>
-        <w:rPr>
-          <w:rFonts w:ascii="Times New Roman" w:hAnsi="Times New Roman" w:eastAsia="黑体"/>
-          <w:b w:val="0"/>
-          <w:color w:val="888888"/>
-          <w:sz w:val="24"/>
-        </w:rPr>
-        <w:t>小鹏集团 Robotaxi 定名小鹏悠游 XPENG YOYO，打车小程序同步上线</w:t>
-      </w:r>
-    </w:p>
-    <w:p>
-      <w:r>
-        <w:rPr>
-          <w:rFonts w:ascii="Times New Roman" w:hAnsi="Times New Roman" w:eastAsia="宋体"/>
-          <w:color w:val="888888"/>
-          <w:sz w:val="18"/>
-        </w:rPr>
-        <w:t>来源:IT之家 | 时间:10-08 10:03</w:t>
-      </w:r>
-    </w:p>
-    <w:p>
-      <w:r>
-        <w:rPr>
-          <w:rFonts w:ascii="Times New Roman" w:hAnsi="Times New Roman" w:eastAsia="宋体"/>
-          <w:sz w:val="18"/>
-        </w:rPr>
-        <w:t>链接:</w:t>
-      </w:r>
-      <w:hyperlink r:id="rId27">
-        <w:r>
-          <w:rPr>
-            <w:color w:val="0563C1"/>
-            <w:u w:val="single"/>
-          </w:rPr>
-          <w:t>小鹏集团 Robotaxi 定名小鹏悠游 XPENG YOYO，打车小程序同步上线</w:t>
-        </w:r>
-      </w:hyperlink>
-    </w:p>
-    <w:p>
-      <w:pPr>
-        <w:pStyle w:val="Heading3"/>
-      </w:pPr>
-      <w:r>
-        <w:rPr>
-          <w:rFonts w:ascii="Times New Roman" w:hAnsi="Times New Roman" w:eastAsia="黑体"/>
-          <w:b w:val="0"/>
-          <w:color w:val="888888"/>
-          <w:sz w:val="24"/>
-        </w:rPr>
-        <w:t>【C级·参考】</w:t>
-      </w:r>
-      <w:r>
-        <w:rPr>
-          <w:rFonts w:ascii="Times New Roman" w:hAnsi="Times New Roman" w:eastAsia="黑体"/>
-          <w:b w:val="0"/>
-          <w:color w:val="888888"/>
-          <w:sz w:val="24"/>
-        </w:rPr>
-        <w:t>优必选机器人再进车企：携手一汽-大众推进人形机器人在物流场景应用落地</w:t>
-      </w:r>
-    </w:p>
-    <w:p>
-      <w:r>
-        <w:rPr>
-          <w:rFonts w:ascii="Times New Roman" w:hAnsi="Times New Roman" w:eastAsia="宋体"/>
-          <w:color w:val="888888"/>
-          <w:sz w:val="18"/>
-        </w:rPr>
-        <w:t>来源:IT之家 | 时间:10-08 08:57</w:t>
-      </w:r>
-    </w:p>
-    <w:p>
-      <w:r>
-        <w:rPr>
-          <w:rFonts w:ascii="Times New Roman" w:hAnsi="Times New Roman" w:eastAsia="宋体"/>
-          <w:sz w:val="18"/>
-        </w:rPr>
-        <w:t>链接:</w:t>
-      </w:r>
-      <w:hyperlink r:id="rId28">
-        <w:r>
-          <w:rPr>
-            <w:color w:val="0563C1"/>
-            <w:u w:val="single"/>
-          </w:rPr>
-          <w:t>优必选机器人再进车企：携手一汽-大众推进人形机器人在物流场景应用落地</w:t>
-        </w:r>
-      </w:hyperlink>
     </w:p>
     <w:p>
       <w:pPr>
@@ -1127,6 +1030,108 @@
         </w:rPr>
         <w:t>游戏/电竞/平台公司</w:t>
       </w:r>
+    </w:p>
+    <w:p>
+      <w:pPr>
+        <w:pStyle w:val="Heading3"/>
+      </w:pPr>
+      <w:r>
+        <w:rPr>
+          <w:rFonts w:ascii="Times New Roman" w:hAnsi="Times New Roman" w:eastAsia="黑体"/>
+          <w:b w:val="0"/>
+          <w:color w:val="888888"/>
+          <w:sz w:val="24"/>
+        </w:rPr>
+        <w:t>【C级·参考】</w:t>
+      </w:r>
+      <w:r>
+        <w:rPr>
+          <w:rFonts w:ascii="Times New Roman" w:hAnsi="Times New Roman" w:eastAsia="黑体"/>
+          <w:b w:val="0"/>
+          <w:color w:val="888888"/>
+          <w:sz w:val="24"/>
+        </w:rPr>
+        <w:t>《生化危机：安魂曲》游戏编剧意外泄露 DLC 内容：保护伞公司创办人史宾瑟将有全新故事</w:t>
+      </w:r>
+    </w:p>
+    <w:p>
+      <w:r>
+        <w:rPr>
+          <w:rFonts w:ascii="Times New Roman" w:hAnsi="Times New Roman" w:eastAsia="宋体"/>
+          <w:color w:val="888888"/>
+          <w:sz w:val="18"/>
+        </w:rPr>
+        <w:t>来源:IT之家 | 时间:10-08 15:25</w:t>
+      </w:r>
+    </w:p>
+    <w:p>
+      <w:r>
+        <w:rPr>
+          <w:rFonts w:ascii="Times New Roman" w:hAnsi="Times New Roman" w:eastAsia="宋体"/>
+          <w:sz w:val="18"/>
+        </w:rPr>
+        <w:t>链接:</w:t>
+      </w:r>
+      <w:hyperlink r:id="rId27">
+        <w:r>
+          <w:rPr>
+            <w:color w:val="0563C1"/>
+            <w:u w:val="single"/>
+          </w:rPr>
+          <w:t>《生化危机：安魂曲》游戏编剧意外泄露 DLC 内容：保护伞公司创办人史宾瑟将有全新故事</w:t>
+        </w:r>
+      </w:hyperlink>
+    </w:p>
+    <w:p>
+      <w:pPr>
+        <w:pStyle w:val="Heading3"/>
+      </w:pPr>
+      <w:r>
+        <w:rPr>
+          <w:rFonts w:ascii="Times New Roman" w:hAnsi="Times New Roman" w:eastAsia="黑体"/>
+          <w:b w:val="0"/>
+          <w:color w:val="888888"/>
+          <w:sz w:val="24"/>
+        </w:rPr>
+        <w:t>【C级·参考】</w:t>
+      </w:r>
+      <w:r>
+        <w:rPr>
+          <w:rFonts w:ascii="Times New Roman" w:hAnsi="Times New Roman" w:eastAsia="黑体"/>
+          <w:b w:val="0"/>
+          <w:color w:val="888888"/>
+          <w:sz w:val="24"/>
+        </w:rPr>
+        <w:t>曝索尼有意与小型开发商联手复活一批 PlayStation 经典游戏，《捉猴啦》打头阵</w:t>
+      </w:r>
+    </w:p>
+    <w:p>
+      <w:r>
+        <w:rPr>
+          <w:rFonts w:ascii="Times New Roman" w:hAnsi="Times New Roman" w:eastAsia="宋体"/>
+          <w:color w:val="888888"/>
+          <w:sz w:val="18"/>
+        </w:rPr>
+        <w:t>来源:IT之家 | 时间:10-08 15:03</w:t>
+      </w:r>
+    </w:p>
+    <w:p>
+      <w:r>
+        <w:rPr>
+          <w:rFonts w:ascii="Times New Roman" w:hAnsi="Times New Roman" w:eastAsia="宋体"/>
+          <w:sz w:val="18"/>
+        </w:rPr>
+        <w:t>链接:</w:t>
+      </w:r>
+      <w:hyperlink r:id="rId28">
+        <w:r>
+          <w:rPr>
+            <w:color w:val="0563C1"/>
+            <w:u w:val="single"/>
+          </w:rPr>
+          <w:t>曝索尼有意与小型开发商联手复活一批 PlayStation 经典游戏，《捉猴啦》打头阵</w:t>
+        </w:r>
+      </w:hyperlink>
     </w:p>
     <w:p>
       <w:pPr>
@@ -1403,57 +1408,6 @@
           <w:color w:val="888888"/>
           <w:sz w:val="24"/>
         </w:rPr>
-        <w:t>《战地 6》领衔加入微软 10 月 Xbox Game Pass 游戏库，《光与影：33 号远征队》10 月 15 日离库</w:t>
-      </w:r>
-    </w:p>
-    <w:p>
-      <w:r>
-        <w:rPr>
-          <w:rFonts w:ascii="Times New Roman" w:hAnsi="Times New Roman" w:eastAsia="宋体"/>
-          <w:color w:val="888888"/>
-          <w:sz w:val="18"/>
-        </w:rPr>
-        <w:t>来源:IT之家 | 时间:10-08 10:22</w:t>
-      </w:r>
-    </w:p>
-    <w:p>
-      <w:r>
-        <w:rPr>
-          <w:rFonts w:ascii="Times New Roman" w:hAnsi="Times New Roman" w:eastAsia="宋体"/>
-          <w:sz w:val="18"/>
-        </w:rPr>
-        <w:t>链接:</w:t>
-      </w:r>
-      <w:hyperlink r:id="rId34">
-        <w:r>
-          <w:rPr>
-            <w:color w:val="0563C1"/>
-            <w:u w:val="single"/>
-          </w:rPr>
-          <w:t>《战地 6》领衔加入微软 10 月 Xbox Game Pass 游戏库，《光与影：33 号远征队》10 月 15 日离库</w:t>
-        </w:r>
-      </w:hyperlink>
-    </w:p>
-    <w:p>
-      <w:pPr>
-        <w:pStyle w:val="Heading3"/>
-      </w:pPr>
-      <w:r>
-        <w:rPr>
-          <w:rFonts w:ascii="Times New Roman" w:hAnsi="Times New Roman" w:eastAsia="黑体"/>
-          <w:b w:val="0"/>
-          <w:color w:val="888888"/>
-          <w:sz w:val="24"/>
-        </w:rPr>
-        <w:t>【C级·参考】</w:t>
-      </w:r>
-      <w:r>
-        <w:rPr>
-          <w:rFonts w:ascii="Times New Roman" w:hAnsi="Times New Roman" w:eastAsia="黑体"/>
-          <w:b w:val="0"/>
-          <w:color w:val="888888"/>
-          <w:sz w:val="24"/>
-        </w:rPr>
         <w:t>206款国产3款进口游戏获版号：米哈游《源初之结》祖龙《诡秘之主：愚者》过审</w:t>
       </w:r>
     </w:p>
@@ -1475,7 +1429,7 @@
         </w:rPr>
         <w:t>链接:</w:t>
       </w:r>
-      <w:hyperlink r:id="rId35">
+      <w:hyperlink r:id="rId34">
         <w:r>
           <w:rPr>
             <w:color w:val="0563C1"/>
@@ -1526,7 +1480,7 @@
         </w:rPr>
         <w:t>链接:</w:t>
       </w:r>
-      <w:hyperlink r:id="rId36">
+      <w:hyperlink r:id="rId35">
         <w:r>
           <w:rPr>
             <w:color w:val="0563C1"/>
@@ -1579,7 +1533,7 @@
           <w:rFonts w:ascii="Times New Roman" w:hAnsi="Times New Roman" w:eastAsia="宋体"/>
           <w:sz w:val="18"/>
         </w:rPr>
-        <w:t>IT之家(60)、GameLook(5)、HackerNews(5)、Bing新闻(5)</w:t>
+        <w:t>IT之家(60)、GameLook(5)、HackerNews(4)、Bing新闻(6)</w:t>
       </w:r>
     </w:p>
     <w:p>

--- a/briefings/线口监测午报-2026-10-08.docx
+++ b/briefings/线口监测午报-2026-10-08.docx
@@ -22,7 +22,7 @@
           <w:color w:val="888888"/>
           <w:sz w:val="18"/>
         </w:rPr>
-        <w:t>监测窗口:近48小时 | 生成时间:2026-10-08 15:27</w:t>
+        <w:t>监测窗口:近48小时 | 生成时间:2026-10-08 22:31</w:t>
       </w:r>
     </w:p>
     <w:p>
@@ -70,7 +70,7 @@
           <w:color w:val="888888"/>
           <w:sz w:val="24"/>
         </w:rPr>
-        <w:t>微星尊爵 Prestige N16 Flip AI+ 发布：RTX Spark 翻转本，16 日开售</w:t>
+        <w:t>亚马逊发布 Alexa Tablet 平板电脑：接替 Fire Tablet，全面支持 Alexa+ AI</w:t>
       </w:r>
     </w:p>
     <w:p>
@@ -80,7 +80,7 @@
           <w:color w:val="888888"/>
           <w:sz w:val="18"/>
         </w:rPr>
-        <w:t>来源:IT之家 | 时间:10-08 15:07</w:t>
+        <w:t>来源:IT之家 | 时间:10-08 22:14</w:t>
       </w:r>
     </w:p>
     <w:p>
@@ -97,7 +97,7 @@
             <w:color w:val="0563C1"/>
             <w:u w:val="single"/>
           </w:rPr>
-          <w:t>微星尊爵 Prestige N16 Flip AI+ 发布：RTX Spark 翻转本，16 日开售</w:t>
+          <w:t>亚马逊发布 Alexa Tablet 平板电脑：接替 Fire Tablet，全面支持 Alexa+ AI</w:t>
         </w:r>
       </w:hyperlink>
     </w:p>
@@ -121,7 +121,7 @@
           <w:color w:val="888888"/>
           <w:sz w:val="24"/>
         </w:rPr>
-        <w:t>不满 Mistral 表现，德国搜索引擎 Ecosia 押注中国开源 AI 模型</w:t>
+        <w:t>谷歌云发布 Gemini Agent，定位“通用工作智能体”</w:t>
       </w:r>
     </w:p>
     <w:p>
@@ -131,7 +131,7 @@
           <w:color w:val="888888"/>
           <w:sz w:val="18"/>
         </w:rPr>
-        <w:t>来源:IT之家 | 时间:10-08 15:00</w:t>
+        <w:t>来源:IT之家 | 时间:10-08 21:21</w:t>
       </w:r>
     </w:p>
     <w:p>
@@ -148,7 +148,7 @@
             <w:color w:val="0563C1"/>
             <w:u w:val="single"/>
           </w:rPr>
-          <w:t>不满 Mistral 表现，德国搜索引擎 Ecosia 押注中国开源 AI 模型</w:t>
+          <w:t>谷歌云发布 Gemini Agent，定位“通用工作智能体”</w:t>
         </w:r>
       </w:hyperlink>
     </w:p>
@@ -172,7 +172,7 @@
           <w:color w:val="888888"/>
           <w:sz w:val="24"/>
         </w:rPr>
-        <w:t>消息称 Alphabet 旗下 AI 药物研发企业 Isomorphic Labs 寻求以 400~500 亿美元估值融资</w:t>
+        <w:t>比亚迪大唐首次 OTA 开启推送：新增生态智能体服务、路面预瞄等功能</w:t>
       </w:r>
     </w:p>
     <w:p>
@@ -182,7 +182,7 @@
           <w:color w:val="888888"/>
           <w:sz w:val="18"/>
         </w:rPr>
-        <w:t>来源:IT之家 | 时间:10-08 14:33</w:t>
+        <w:t>来源:IT之家 | 时间:10-08 17:20</w:t>
       </w:r>
     </w:p>
     <w:p>
@@ -199,7 +199,7 @@
             <w:color w:val="0563C1"/>
             <w:u w:val="single"/>
           </w:rPr>
-          <w:t>消息称 Alphabet 旗下 AI 药物研发企业 Isomorphic Labs 寻求以 400~500 亿美元估值融资</w:t>
+          <w:t>比亚迪大唐首次 OTA 开启推送：新增生态智能体服务、路面预瞄等功能</w:t>
         </w:r>
       </w:hyperlink>
     </w:p>
@@ -223,7 +223,7 @@
           <w:color w:val="888888"/>
           <w:sz w:val="24"/>
         </w:rPr>
-        <w:t>微软确认 Win11 Copilot+ PC 品牌未消亡：全球每月本地 AI 推理超 2 万亿次，每年出货数千万台</w:t>
+        <w:t>迈从 Ace 68 Air 2 键盘推出琥珀金 / 薄荷冰配色，289 元起</w:t>
       </w:r>
     </w:p>
     <w:p>
@@ -233,7 +233,7 @@
           <w:color w:val="888888"/>
           <w:sz w:val="18"/>
         </w:rPr>
-        <w:t>来源:IT之家 | 时间:10-08 14:30</w:t>
+        <w:t>来源:IT之家 | 时间:10-08 16:59</w:t>
       </w:r>
     </w:p>
     <w:p>
@@ -250,7 +250,7 @@
             <w:color w:val="0563C1"/>
             <w:u w:val="single"/>
           </w:rPr>
-          <w:t>微软确认 Win11 Copilot+ PC 品牌未消亡：全球每月本地 AI 推理超 2 万亿次，每年出货数千万台</w:t>
+          <w:t>迈从 Ace 68 Air 2 键盘推出琥珀金 / 薄荷冰配色，289 元起</w:t>
         </w:r>
       </w:hyperlink>
     </w:p>
@@ -274,7 +274,7 @@
           <w:color w:val="888888"/>
           <w:sz w:val="24"/>
         </w:rPr>
-        <w:t>消息称腾讯考虑发售 50 亿美元债券，加大力度投资 AI</w:t>
+        <w:t>韩国“世界”号第五次发射载荷包括 5 款 LG 零部件与 Mobilint AI SoC</w:t>
       </w:r>
     </w:p>
     <w:p>
@@ -284,7 +284,7 @@
           <w:color w:val="888888"/>
           <w:sz w:val="18"/>
         </w:rPr>
-        <w:t>来源:IT之家 | 时间:10-08 14:23</w:t>
+        <w:t>来源:IT之家 | 时间:10-08 16:38</w:t>
       </w:r>
     </w:p>
     <w:p>
@@ -301,7 +301,7 @@
             <w:color w:val="0563C1"/>
             <w:u w:val="single"/>
           </w:rPr>
-          <w:t>消息称腾讯考虑发售 50 亿美元债券，加大力度投资 AI</w:t>
+          <w:t>韩国“世界”号第五次发射载荷包括 5 款 LG 零部件与 Mobilint AI SoC</w:t>
         </w:r>
       </w:hyperlink>
     </w:p>
@@ -325,7 +325,7 @@
           <w:color w:val="888888"/>
           <w:sz w:val="24"/>
         </w:rPr>
-        <w:t>苹果 iPhone Air 2 爆料：厚度减薄 0.4mm 至 5.2mm，更高密度电池提升续航</w:t>
+        <w:t>OpenAI Withdraws 3 Math Papers</w:t>
       </w:r>
     </w:p>
     <w:p>
@@ -335,7 +335,7 @@
           <w:color w:val="888888"/>
           <w:sz w:val="18"/>
         </w:rPr>
-        <w:t>来源:IT之家 | 时间:10-08 14:09</w:t>
+        <w:t>来源:Hacker News | 时间:10-08 16:08</w:t>
       </w:r>
     </w:p>
     <w:p>
@@ -352,7 +352,7 @@
             <w:color w:val="0563C1"/>
             <w:u w:val="single"/>
           </w:rPr>
-          <w:t>苹果 iPhone Air 2 爆料：厚度减薄 0.4mm 至 5.2mm，更高密度电池提升续航</w:t>
+          <w:t>OpenAI Withdraws 3 Math Papers</w:t>
         </w:r>
       </w:hyperlink>
     </w:p>
@@ -376,7 +376,7 @@
           <w:color w:val="888888"/>
           <w:sz w:val="24"/>
         </w:rPr>
-        <w:t>谷歌、Meta 等厂商竞逐申请 .agent 域名：OpenAI 申请.gpt、Anthropic 申请.claude</w:t>
+        <w:t>硬氪首发丨AI眼镜企业天使轮融资数亿，已与线下数百家门店合作月发售数千台</w:t>
       </w:r>
     </w:p>
     <w:p>
@@ -386,7 +386,7 @@
           <w:color w:val="888888"/>
           <w:sz w:val="18"/>
         </w:rPr>
-        <w:t>来源:IT之家 | 时间:10-08 13:25</w:t>
+        <w:t>来源:Bing新闻 | 时间:10-08 12:02</w:t>
       </w:r>
     </w:p>
     <w:p>
@@ -403,7 +403,7 @@
             <w:color w:val="0563C1"/>
             <w:u w:val="single"/>
           </w:rPr>
-          <w:t>谷歌、Meta 等厂商竞逐申请 .agent 域名：OpenAI 申请.gpt、Anthropic 申请.claude</w:t>
+          <w:t>硬氪首发丨AI眼镜企业天使轮融资数亿，已与线下数百家门店合作月发售数千台</w:t>
         </w:r>
       </w:hyperlink>
     </w:p>
@@ -427,7 +427,7 @@
           <w:color w:val="888888"/>
           <w:sz w:val="24"/>
         </w:rPr>
-        <w:t>阿里巴巴蔡崇信：开源是欧洲发展 AI 的最佳选择</w:t>
+        <w:t>卡位AI眼镜电池核心赛道 豪鹏科技“AI端侧电池+固态”战略加速落地</w:t>
       </w:r>
     </w:p>
     <w:p>
@@ -437,7 +437,7 @@
           <w:color w:val="888888"/>
           <w:sz w:val="18"/>
         </w:rPr>
-        <w:t>来源:IT之家 | 时间:10-08 12:19</w:t>
+        <w:t>来源:Bing新闻 | 时间:10-08 09:55</w:t>
       </w:r>
     </w:p>
     <w:p>
@@ -454,211 +454,7 @@
             <w:color w:val="0563C1"/>
             <w:u w:val="single"/>
           </w:rPr>
-          <w:t>阿里巴巴蔡崇信：开源是欧洲发展 AI 的最佳选择</w:t>
-        </w:r>
-      </w:hyperlink>
-    </w:p>
-    <w:p>
-      <w:pPr>
-        <w:pStyle w:val="Heading3"/>
-      </w:pPr>
-      <w:r>
-        <w:rPr>
-          <w:rFonts w:ascii="Times New Roman" w:hAnsi="Times New Roman" w:eastAsia="黑体"/>
-          <w:b w:val="0"/>
-          <w:color w:val="888888"/>
-          <w:sz w:val="24"/>
-        </w:rPr>
-        <w:t>【C级·参考】</w:t>
-      </w:r>
-      <w:r>
-        <w:rPr>
-          <w:rFonts w:ascii="Times New Roman" w:hAnsi="Times New Roman" w:eastAsia="黑体"/>
-          <w:b w:val="0"/>
-          <w:color w:val="888888"/>
-          <w:sz w:val="24"/>
-        </w:rPr>
-        <w:t>世嘉：我们对 AI 态度“非常谨慎”，不会将其用于创意工作</w:t>
-      </w:r>
-    </w:p>
-    <w:p>
-      <w:r>
-        <w:rPr>
-          <w:rFonts w:ascii="Times New Roman" w:hAnsi="Times New Roman" w:eastAsia="宋体"/>
-          <w:color w:val="888888"/>
-          <w:sz w:val="18"/>
-        </w:rPr>
-        <w:t>来源:IT之家 | 时间:10-08 11:44</w:t>
-      </w:r>
-    </w:p>
-    <w:p>
-      <w:r>
-        <w:rPr>
-          <w:rFonts w:ascii="Times New Roman" w:hAnsi="Times New Roman" w:eastAsia="宋体"/>
-          <w:sz w:val="18"/>
-        </w:rPr>
-        <w:t>链接:</w:t>
-      </w:r>
-      <w:hyperlink r:id="rId17">
-        <w:r>
-          <w:rPr>
-            <w:color w:val="0563C1"/>
-            <w:u w:val="single"/>
-          </w:rPr>
-          <w:t>世嘉：我们对 AI 态度“非常谨慎”，不会将其用于创意工作</w:t>
-        </w:r>
-      </w:hyperlink>
-    </w:p>
-    <w:p>
-      <w:pPr>
-        <w:pStyle w:val="Heading3"/>
-      </w:pPr>
-      <w:r>
-        <w:rPr>
-          <w:rFonts w:ascii="Times New Roman" w:hAnsi="Times New Roman" w:eastAsia="黑体"/>
-          <w:b w:val="0"/>
-          <w:color w:val="888888"/>
-          <w:sz w:val="24"/>
-        </w:rPr>
-        <w:t>【C级·参考】</w:t>
-      </w:r>
-      <w:r>
-        <w:rPr>
-          <w:rFonts w:ascii="Times New Roman" w:hAnsi="Times New Roman" w:eastAsia="黑体"/>
-          <w:b w:val="0"/>
-          <w:color w:val="888888"/>
-          <w:sz w:val="24"/>
-        </w:rPr>
-        <w:t>阶跃终端首款大模型原生智能体手机 STEPX Neo 发布定档：10 月 13 日见</w:t>
-      </w:r>
-    </w:p>
-    <w:p>
-      <w:r>
-        <w:rPr>
-          <w:rFonts w:ascii="Times New Roman" w:hAnsi="Times New Roman" w:eastAsia="宋体"/>
-          <w:color w:val="888888"/>
-          <w:sz w:val="18"/>
-        </w:rPr>
-        <w:t>来源:IT之家 | 时间:10-08 11:06</w:t>
-      </w:r>
-    </w:p>
-    <w:p>
-      <w:r>
-        <w:rPr>
-          <w:rFonts w:ascii="Times New Roman" w:hAnsi="Times New Roman" w:eastAsia="宋体"/>
-          <w:sz w:val="18"/>
-        </w:rPr>
-        <w:t>链接:</w:t>
-      </w:r>
-      <w:hyperlink r:id="rId18">
-        <w:r>
-          <w:rPr>
-            <w:color w:val="0563C1"/>
-            <w:u w:val="single"/>
-          </w:rPr>
-          <w:t>阶跃终端首款大模型原生智能体手机 STEPX Neo 发布定档：10 月 13 日见</w:t>
-        </w:r>
-      </w:hyperlink>
-    </w:p>
-    <w:p>
-      <w:pPr>
-        <w:pStyle w:val="Heading3"/>
-      </w:pPr>
-      <w:r>
-        <w:rPr>
-          <w:rFonts w:ascii="Times New Roman" w:hAnsi="Times New Roman" w:eastAsia="黑体"/>
-          <w:b w:val="0"/>
-          <w:color w:val="888888"/>
-          <w:sz w:val="24"/>
-        </w:rPr>
-        <w:t>【C级·参考】</w:t>
-      </w:r>
-      <w:r>
-        <w:rPr>
-          <w:rFonts w:ascii="Times New Roman" w:hAnsi="Times New Roman" w:eastAsia="黑体"/>
-          <w:b w:val="0"/>
-          <w:color w:val="888888"/>
-          <w:sz w:val="24"/>
-        </w:rPr>
-        <w:t>把“AI生活”带回家 智能消费点亮假日经济</w:t>
-      </w:r>
-    </w:p>
-    <w:p>
-      <w:r>
-        <w:rPr>
-          <w:rFonts w:ascii="Times New Roman" w:hAnsi="Times New Roman" w:eastAsia="宋体"/>
-          <w:color w:val="888888"/>
-          <w:sz w:val="18"/>
-        </w:rPr>
-        <w:t>来源:Bing新闻 | 时间:10-08 08:02</w:t>
-      </w:r>
-    </w:p>
-    <w:p>
-      <w:r>
-        <w:rPr>
-          <w:rFonts w:ascii="Times New Roman" w:hAnsi="Times New Roman" w:eastAsia="宋体"/>
-          <w:sz w:val="18"/>
-        </w:rPr>
-        <w:t>链接:</w:t>
-      </w:r>
-      <w:hyperlink r:id="rId19">
-        <w:r>
-          <w:rPr>
-            <w:color w:val="0563C1"/>
-            <w:u w:val="single"/>
-          </w:rPr>
-          <w:t>把“AI生活”带回家 智能消费点亮假日经济</w:t>
-        </w:r>
-      </w:hyperlink>
-    </w:p>
-    <w:p>
-      <w:pPr>
-        <w:pStyle w:val="Heading3"/>
-      </w:pPr>
-      <w:r>
-        <w:rPr>
-          <w:rFonts w:ascii="Times New Roman" w:hAnsi="Times New Roman" w:eastAsia="黑体"/>
-          <w:b w:val="0"/>
-          <w:color w:val="888888"/>
-          <w:sz w:val="24"/>
-        </w:rPr>
-        <w:t>【C级·参考】</w:t>
-      </w:r>
-      <w:r>
-        <w:rPr>
-          <w:rFonts w:ascii="Times New Roman" w:hAnsi="Times New Roman" w:eastAsia="黑体"/>
-          <w:b w:val="0"/>
-          <w:color w:val="888888"/>
-          <w:sz w:val="24"/>
-        </w:rPr>
-        <w:t>这个国庆，AI眼镜找到了真正的用武之地</w:t>
-      </w:r>
-    </w:p>
-    <w:p>
-      <w:r>
-        <w:rPr>
-          <w:rFonts w:ascii="Times New Roman" w:hAnsi="Times New Roman" w:eastAsia="宋体"/>
-          <w:color w:val="888888"/>
-          <w:sz w:val="18"/>
-        </w:rPr>
-        <w:t>来源:Bing新闻 | 时间:10-08 04:46</w:t>
-      </w:r>
-    </w:p>
-    <w:p>
-      <w:r>
-        <w:rPr>
-          <w:rFonts w:ascii="Times New Roman" w:hAnsi="Times New Roman" w:eastAsia="宋体"/>
-          <w:sz w:val="18"/>
-        </w:rPr>
-        <w:t>链接:</w:t>
-      </w:r>
-      <w:hyperlink r:id="rId20">
-        <w:r>
-          <w:rPr>
-            <w:color w:val="0563C1"/>
-            <w:u w:val="single"/>
-          </w:rPr>
-          <w:t>这个国庆，AI眼镜找到了真正的用武之地</w:t>
+          <w:t>卡位AI眼镜电池核心赛道 豪鹏科技“AI端侧电池+固态”战略加速落地</w:t>
         </w:r>
       </w:hyperlink>
     </w:p>
@@ -703,166 +499,13 @@
         </w:rPr>
         <w:t>链接:</w:t>
       </w:r>
-      <w:hyperlink r:id="rId21">
+      <w:hyperlink r:id="rId17">
         <w:r>
           <w:rPr>
             <w:color w:val="0563C1"/>
             <w:u w:val="single"/>
           </w:rPr>
           <w:t>Claude Haiku 5.5</w:t>
-        </w:r>
-      </w:hyperlink>
-    </w:p>
-    <w:p>
-      <w:pPr>
-        <w:pStyle w:val="Heading3"/>
-      </w:pPr>
-      <w:r>
-        <w:rPr>
-          <w:rFonts w:ascii="Times New Roman" w:hAnsi="Times New Roman" w:eastAsia="黑体"/>
-          <w:b w:val="0"/>
-          <w:color w:val="888888"/>
-          <w:sz w:val="24"/>
-        </w:rPr>
-        <w:t>【C级·参考】</w:t>
-      </w:r>
-      <w:r>
-        <w:rPr>
-          <w:rFonts w:ascii="Times New Roman" w:hAnsi="Times New Roman" w:eastAsia="黑体"/>
-          <w:b w:val="0"/>
-          <w:color w:val="888888"/>
-          <w:sz w:val="24"/>
-        </w:rPr>
-        <w:t>AI眼镜企业比特幻境天使轮融资数亿元</w:t>
-      </w:r>
-    </w:p>
-    <w:p>
-      <w:r>
-        <w:rPr>
-          <w:rFonts w:ascii="Times New Roman" w:hAnsi="Times New Roman" w:eastAsia="宋体"/>
-          <w:color w:val="888888"/>
-          <w:sz w:val="18"/>
-        </w:rPr>
-        <w:t>来源:Bing新闻 | 时间:10-08 00:22</w:t>
-      </w:r>
-    </w:p>
-    <w:p>
-      <w:r>
-        <w:rPr>
-          <w:rFonts w:ascii="Times New Roman" w:hAnsi="Times New Roman" w:eastAsia="宋体"/>
-          <w:sz w:val="18"/>
-        </w:rPr>
-        <w:t>链接:</w:t>
-      </w:r>
-      <w:hyperlink r:id="rId22">
-        <w:r>
-          <w:rPr>
-            <w:color w:val="0563C1"/>
-            <w:u w:val="single"/>
-          </w:rPr>
-          <w:t>AI眼镜企业比特幻境天使轮融资数亿元</w:t>
-        </w:r>
-      </w:hyperlink>
-    </w:p>
-    <w:p>
-      <w:pPr>
-        <w:pStyle w:val="Heading3"/>
-      </w:pPr>
-      <w:r>
-        <w:rPr>
-          <w:rFonts w:ascii="Times New Roman" w:hAnsi="Times New Roman" w:eastAsia="黑体"/>
-          <w:b w:val="0"/>
-          <w:color w:val="888888"/>
-          <w:sz w:val="24"/>
-        </w:rPr>
-        <w:t>【C级·参考】</w:t>
-      </w:r>
-      <w:r>
-        <w:rPr>
-          <w:rFonts w:ascii="Times New Roman" w:hAnsi="Times New Roman" w:eastAsia="黑体"/>
-          <w:b w:val="0"/>
-          <w:color w:val="888888"/>
-          <w:sz w:val="24"/>
-        </w:rPr>
-        <w:t>硬氪首发丨AI眼镜企业天使轮融资数亿，已与线下数百家门店合作月发售数千台</w:t>
-      </w:r>
-    </w:p>
-    <w:p>
-      <w:r>
-        <w:rPr>
-          <w:rFonts w:ascii="Times New Roman" w:hAnsi="Times New Roman" w:eastAsia="宋体"/>
-          <w:color w:val="888888"/>
-          <w:sz w:val="18"/>
-        </w:rPr>
-        <w:t>来源:Bing新闻 | 时间:10-07 22:03</w:t>
-      </w:r>
-    </w:p>
-    <w:p>
-      <w:r>
-        <w:rPr>
-          <w:rFonts w:ascii="Times New Roman" w:hAnsi="Times New Roman" w:eastAsia="宋体"/>
-          <w:sz w:val="18"/>
-        </w:rPr>
-        <w:t>链接:</w:t>
-      </w:r>
-      <w:hyperlink r:id="rId23">
-        <w:r>
-          <w:rPr>
-            <w:color w:val="0563C1"/>
-            <w:u w:val="single"/>
-          </w:rPr>
-          <w:t>硬氪首发丨AI眼镜企业天使轮融资数亿，已与线下数百家门店合作月发售数千台</w:t>
-        </w:r>
-      </w:hyperlink>
-    </w:p>
-    <w:p>
-      <w:pPr>
-        <w:pStyle w:val="Heading3"/>
-      </w:pPr>
-      <w:r>
-        <w:rPr>
-          <w:rFonts w:ascii="Times New Roman" w:hAnsi="Times New Roman" w:eastAsia="黑体"/>
-          <w:b w:val="0"/>
-          <w:color w:val="888888"/>
-          <w:sz w:val="24"/>
-        </w:rPr>
-        <w:t>【C级·参考】</w:t>
-      </w:r>
-      <w:r>
-        <w:rPr>
-          <w:rFonts w:ascii="Times New Roman" w:hAnsi="Times New Roman" w:eastAsia="黑体"/>
-          <w:b w:val="0"/>
-          <w:color w:val="888888"/>
-          <w:sz w:val="24"/>
-        </w:rPr>
-        <w:t>卡位AI眼镜电池核心赛道 豪鹏科技“AI端侧电池+固态”战略加速落地</w:t>
-      </w:r>
-    </w:p>
-    <w:p>
-      <w:r>
-        <w:rPr>
-          <w:rFonts w:ascii="Times New Roman" w:hAnsi="Times New Roman" w:eastAsia="宋体"/>
-          <w:color w:val="888888"/>
-          <w:sz w:val="18"/>
-        </w:rPr>
-        <w:t>来源:Bing新闻 | 时间:10-07 19:54</w:t>
-      </w:r>
-    </w:p>
-    <w:p>
-      <w:r>
-        <w:rPr>
-          <w:rFonts w:ascii="Times New Roman" w:hAnsi="Times New Roman" w:eastAsia="宋体"/>
-          <w:sz w:val="18"/>
-        </w:rPr>
-        <w:t>链接:</w:t>
-      </w:r>
-      <w:hyperlink r:id="rId24">
-        <w:r>
-          <w:rPr>
-            <w:color w:val="0563C1"/>
-            <w:u w:val="single"/>
-          </w:rPr>
-          <w:t>卡位AI眼镜电池核心赛道 豪鹏科技“AI端侧电池+固态”战略加速落地</w:t>
         </w:r>
       </w:hyperlink>
     </w:p>
@@ -907,7 +550,7 @@
         </w:rPr>
         <w:t>链接:</w:t>
       </w:r>
-      <w:hyperlink r:id="rId25">
+      <w:hyperlink r:id="rId18">
         <w:r>
           <w:rPr>
             <w:color w:val="0563C1"/>
@@ -958,7 +601,7 @@
         </w:rPr>
         <w:t>链接:</w:t>
       </w:r>
-      <w:hyperlink r:id="rId26">
+      <w:hyperlink r:id="rId19">
         <w:r>
           <w:rPr>
             <w:color w:val="0563C1"/>
@@ -981,9 +624,55 @@
       </w:r>
     </w:p>
     <w:p>
+      <w:pPr>
+        <w:pStyle w:val="Heading3"/>
+      </w:pPr>
       <w:r>
-        <w:t>本线口暂无重要更新</w:t>
+        <w:rPr>
+          <w:rFonts w:ascii="Times New Roman" w:hAnsi="Times New Roman" w:eastAsia="黑体"/>
+          <w:b w:val="0"/>
+          <w:color w:val="888888"/>
+          <w:sz w:val="24"/>
+        </w:rPr>
+        <w:t>【C级·参考】</w:t>
       </w:r>
+      <w:r>
+        <w:rPr>
+          <w:rFonts w:ascii="Times New Roman" w:hAnsi="Times New Roman" w:eastAsia="黑体"/>
+          <w:b w:val="0"/>
+          <w:color w:val="888888"/>
+          <w:sz w:val="24"/>
+        </w:rPr>
+        <w:t>小马智行与 Uber 将在伦敦测试第七代 Robotaxi，未来数周内启动</w:t>
+      </w:r>
+    </w:p>
+    <w:p>
+      <w:r>
+        <w:rPr>
+          <w:rFonts w:ascii="Times New Roman" w:hAnsi="Times New Roman" w:eastAsia="宋体"/>
+          <w:color w:val="888888"/>
+          <w:sz w:val="18"/>
+        </w:rPr>
+        <w:t>来源:IT之家 | 时间:10-08 17:42</w:t>
+      </w:r>
+    </w:p>
+    <w:p>
+      <w:r>
+        <w:rPr>
+          <w:rFonts w:ascii="Times New Roman" w:hAnsi="Times New Roman" w:eastAsia="宋体"/>
+          <w:sz w:val="18"/>
+        </w:rPr>
+        <w:t>链接:</w:t>
+      </w:r>
+      <w:hyperlink r:id="rId20">
+        <w:r>
+          <w:rPr>
+            <w:color w:val="0563C1"/>
+            <w:u w:val="single"/>
+          </w:rPr>
+          <w:t>小马智行与 Uber 将在伦敦测试第七代 Robotaxi，未来数周内启动</w:t>
+        </w:r>
+      </w:hyperlink>
     </w:p>
     <w:p>
       <w:pPr>
@@ -1051,7 +740,7 @@
           <w:color w:val="888888"/>
           <w:sz w:val="24"/>
         </w:rPr>
-        <w:t>《生化危机：安魂曲》游戏编剧意外泄露 DLC 内容：保护伞公司创办人史宾瑟将有全新故事</w:t>
+        <w:t>《全面战争：幕府将军 2-完全版》游戏将登陆苹果 macOS，预计 2027 第一季度上线</w:t>
       </w:r>
     </w:p>
     <w:p>
@@ -1061,7 +750,7 @@
           <w:color w:val="888888"/>
           <w:sz w:val="18"/>
         </w:rPr>
-        <w:t>来源:IT之家 | 时间:10-08 15:25</w:t>
+        <w:t>来源:IT之家 | 时间:10-08 20:56</w:t>
       </w:r>
     </w:p>
     <w:p>
@@ -1072,13 +761,13 @@
         </w:rPr>
         <w:t>链接:</w:t>
       </w:r>
-      <w:hyperlink r:id="rId27">
+      <w:hyperlink r:id="rId21">
         <w:r>
           <w:rPr>
             <w:color w:val="0563C1"/>
             <w:u w:val="single"/>
           </w:rPr>
-          <w:t>《生化危机：安魂曲》游戏编剧意外泄露 DLC 内容：保护伞公司创办人史宾瑟将有全新故事</w:t>
+          <w:t>《全面战争：幕府将军 2-完全版》游戏将登陆苹果 macOS，预计 2027 第一季度上线</w:t>
         </w:r>
       </w:hyperlink>
     </w:p>
@@ -1102,7 +791,7 @@
           <w:color w:val="888888"/>
           <w:sz w:val="24"/>
         </w:rPr>
-        <w:t>曝索尼有意与小型开发商联手复活一批 PlayStation 经典游戏，《捉猴啦》打头阵</w:t>
+        <w:t>微软 XBOX 宣布设立全新 XP 部门，聚焦电子游戏本体外的娱乐体验</w:t>
       </w:r>
     </w:p>
     <w:p>
@@ -1112,7 +801,7 @@
           <w:color w:val="888888"/>
           <w:sz w:val="18"/>
         </w:rPr>
-        <w:t>来源:IT之家 | 时间:10-08 15:03</w:t>
+        <w:t>来源:IT之家 | 时间:10-08 20:31</w:t>
       </w:r>
     </w:p>
     <w:p>
@@ -1123,13 +812,166 @@
         </w:rPr>
         <w:t>链接:</w:t>
       </w:r>
-      <w:hyperlink r:id="rId28">
+      <w:hyperlink r:id="rId22">
         <w:r>
           <w:rPr>
             <w:color w:val="0563C1"/>
             <w:u w:val="single"/>
           </w:rPr>
-          <w:t>曝索尼有意与小型开发商联手复活一批 PlayStation 经典游戏，《捉猴啦》打头阵</w:t>
+          <w:t>微软 XBOX 宣布设立全新 XP 部门，聚焦电子游戏本体外的娱乐体验</w:t>
+        </w:r>
+      </w:hyperlink>
+    </w:p>
+    <w:p>
+      <w:pPr>
+        <w:pStyle w:val="Heading3"/>
+      </w:pPr>
+      <w:r>
+        <w:rPr>
+          <w:rFonts w:ascii="Times New Roman" w:hAnsi="Times New Roman" w:eastAsia="黑体"/>
+          <w:b w:val="0"/>
+          <w:color w:val="888888"/>
+          <w:sz w:val="24"/>
+        </w:rPr>
+        <w:t>【C级·参考】</w:t>
+      </w:r>
+      <w:r>
+        <w:rPr>
+          <w:rFonts w:ascii="Times New Roman" w:hAnsi="Times New Roman" w:eastAsia="黑体"/>
+          <w:b w:val="0"/>
+          <w:color w:val="888888"/>
+          <w:sz w:val="24"/>
+        </w:rPr>
+        <w:t>《GTA6》游戏任务玩法将更加自由，R 星希望解决此前作品最受诟病问题</w:t>
+      </w:r>
+    </w:p>
+    <w:p>
+      <w:r>
+        <w:rPr>
+          <w:rFonts w:ascii="Times New Roman" w:hAnsi="Times New Roman" w:eastAsia="宋体"/>
+          <w:color w:val="888888"/>
+          <w:sz w:val="18"/>
+        </w:rPr>
+        <w:t>来源:IT之家 | 时间:10-08 18:59</w:t>
+      </w:r>
+    </w:p>
+    <w:p>
+      <w:r>
+        <w:rPr>
+          <w:rFonts w:ascii="Times New Roman" w:hAnsi="Times New Roman" w:eastAsia="宋体"/>
+          <w:sz w:val="18"/>
+        </w:rPr>
+        <w:t>链接:</w:t>
+      </w:r>
+      <w:hyperlink r:id="rId23">
+        <w:r>
+          <w:rPr>
+            <w:color w:val="0563C1"/>
+            <w:u w:val="single"/>
+          </w:rPr>
+          <w:t>《GTA6》游戏任务玩法将更加自由，R 星希望解决此前作品最受诟病问题</w:t>
+        </w:r>
+      </w:hyperlink>
+    </w:p>
+    <w:p>
+      <w:pPr>
+        <w:pStyle w:val="Heading3"/>
+      </w:pPr>
+      <w:r>
+        <w:rPr>
+          <w:rFonts w:ascii="Times New Roman" w:hAnsi="Times New Roman" w:eastAsia="黑体"/>
+          <w:b w:val="0"/>
+          <w:color w:val="888888"/>
+          <w:sz w:val="24"/>
+        </w:rPr>
+        <w:t>【C级·参考】</w:t>
+      </w:r>
+      <w:r>
+        <w:rPr>
+          <w:rFonts w:ascii="Times New Roman" w:hAnsi="Times New Roman" w:eastAsia="黑体"/>
+          <w:b w:val="0"/>
+          <w:color w:val="888888"/>
+          <w:sz w:val="24"/>
+        </w:rPr>
+        <w:t>蚂蚁电竞 ANT25ASF 显示器发售：24.1" FHD 1000Hz Fast TN，7999 元</w:t>
+      </w:r>
+    </w:p>
+    <w:p>
+      <w:r>
+        <w:rPr>
+          <w:rFonts w:ascii="Times New Roman" w:hAnsi="Times New Roman" w:eastAsia="宋体"/>
+          <w:color w:val="888888"/>
+          <w:sz w:val="18"/>
+        </w:rPr>
+        <w:t>来源:IT之家 | 时间:10-08 17:59</w:t>
+      </w:r>
+    </w:p>
+    <w:p>
+      <w:r>
+        <w:rPr>
+          <w:rFonts w:ascii="Times New Roman" w:hAnsi="Times New Roman" w:eastAsia="宋体"/>
+          <w:sz w:val="18"/>
+        </w:rPr>
+        <w:t>链接:</w:t>
+      </w:r>
+      <w:hyperlink r:id="rId24">
+        <w:r>
+          <w:rPr>
+            <w:color w:val="0563C1"/>
+            <w:u w:val="single"/>
+          </w:rPr>
+          <w:t>蚂蚁电竞 ANT25ASF 显示器发售：24.1" FHD 1000Hz Fast TN，7999 元</w:t>
+        </w:r>
+      </w:hyperlink>
+    </w:p>
+    <w:p>
+      <w:pPr>
+        <w:pStyle w:val="Heading3"/>
+      </w:pPr>
+      <w:r>
+        <w:rPr>
+          <w:rFonts w:ascii="Times New Roman" w:hAnsi="Times New Roman" w:eastAsia="黑体"/>
+          <w:b w:val="0"/>
+          <w:color w:val="888888"/>
+          <w:sz w:val="24"/>
+        </w:rPr>
+        <w:t>【C级·参考】</w:t>
+      </w:r>
+      <w:r>
+        <w:rPr>
+          <w:rFonts w:ascii="Times New Roman" w:hAnsi="Times New Roman" w:eastAsia="黑体"/>
+          <w:b w:val="0"/>
+          <w:color w:val="888888"/>
+          <w:sz w:val="24"/>
+        </w:rPr>
+        <w:t>微软听取开发者呼声，承诺改善 XBOX 游戏开发流程</w:t>
+      </w:r>
+    </w:p>
+    <w:p>
+      <w:r>
+        <w:rPr>
+          <w:rFonts w:ascii="Times New Roman" w:hAnsi="Times New Roman" w:eastAsia="宋体"/>
+          <w:color w:val="888888"/>
+          <w:sz w:val="18"/>
+        </w:rPr>
+        <w:t>来源:IT之家 | 时间:10-08 17:24</w:t>
+      </w:r>
+    </w:p>
+    <w:p>
+      <w:r>
+        <w:rPr>
+          <w:rFonts w:ascii="Times New Roman" w:hAnsi="Times New Roman" w:eastAsia="宋体"/>
+          <w:sz w:val="18"/>
+        </w:rPr>
+        <w:t>链接:</w:t>
+      </w:r>
+      <w:hyperlink r:id="rId25">
+        <w:r>
+          <w:rPr>
+            <w:color w:val="0563C1"/>
+            <w:u w:val="single"/>
+          </w:rPr>
+          <w:t>微软听取开发者呼声，承诺改善 XBOX 游戏开发流程</w:t>
         </w:r>
       </w:hyperlink>
     </w:p>
@@ -1174,166 +1016,13 @@
         </w:rPr>
         <w:t>链接:</w:t>
       </w:r>
-      <w:hyperlink r:id="rId29">
+      <w:hyperlink r:id="rId26">
         <w:r>
           <w:rPr>
             <w:color w:val="0563C1"/>
             <w:u w:val="single"/>
           </w:rPr>
           <w:t>9月微信小游戏畅销榜Top100：小游戏大势已定？仅1款新游戏跻身TOP50</w:t>
-        </w:r>
-      </w:hyperlink>
-    </w:p>
-    <w:p>
-      <w:pPr>
-        <w:pStyle w:val="Heading3"/>
-      </w:pPr>
-      <w:r>
-        <w:rPr>
-          <w:rFonts w:ascii="Times New Roman" w:hAnsi="Times New Roman" w:eastAsia="黑体"/>
-          <w:b w:val="0"/>
-          <w:color w:val="888888"/>
-          <w:sz w:val="24"/>
-        </w:rPr>
-        <w:t>【C级·参考】</w:t>
-      </w:r>
-      <w:r>
-        <w:rPr>
-          <w:rFonts w:ascii="Times New Roman" w:hAnsi="Times New Roman" w:eastAsia="黑体"/>
-          <w:b w:val="0"/>
-          <w:color w:val="888888"/>
-          <w:sz w:val="24"/>
-        </w:rPr>
-        <w:t>《毁灭战士》游戏移植到售价约 8000 美元的哈苏 X2D 相机：触摸屏移动，快门按钮开火</w:t>
-      </w:r>
-    </w:p>
-    <w:p>
-      <w:r>
-        <w:rPr>
-          <w:rFonts w:ascii="Times New Roman" w:hAnsi="Times New Roman" w:eastAsia="宋体"/>
-          <w:color w:val="888888"/>
-          <w:sz w:val="18"/>
-        </w:rPr>
-        <w:t>来源:IT之家 | 时间:10-08 13:41</w:t>
-      </w:r>
-    </w:p>
-    <w:p>
-      <w:r>
-        <w:rPr>
-          <w:rFonts w:ascii="Times New Roman" w:hAnsi="Times New Roman" w:eastAsia="宋体"/>
-          <w:sz w:val="18"/>
-        </w:rPr>
-        <w:t>链接:</w:t>
-      </w:r>
-      <w:hyperlink r:id="rId30">
-        <w:r>
-          <w:rPr>
-            <w:color w:val="0563C1"/>
-            <w:u w:val="single"/>
-          </w:rPr>
-          <w:t>《毁灭战士》游戏移植到售价约 8000 美元的哈苏 X2D 相机：触摸屏移动，快门按钮开火</w:t>
-        </w:r>
-      </w:hyperlink>
-    </w:p>
-    <w:p>
-      <w:pPr>
-        <w:pStyle w:val="Heading3"/>
-      </w:pPr>
-      <w:r>
-        <w:rPr>
-          <w:rFonts w:ascii="Times New Roman" w:hAnsi="Times New Roman" w:eastAsia="黑体"/>
-          <w:b w:val="0"/>
-          <w:color w:val="888888"/>
-          <w:sz w:val="24"/>
-        </w:rPr>
-        <w:t>【C级·参考】</w:t>
-      </w:r>
-      <w:r>
-        <w:rPr>
-          <w:rFonts w:ascii="Times New Roman" w:hAnsi="Times New Roman" w:eastAsia="黑体"/>
-          <w:b w:val="0"/>
-          <w:color w:val="888888"/>
-          <w:sz w:val="24"/>
-        </w:rPr>
-        <w:t>Manus 母公司蝴蝶效应宣布完成超 5 亿美元新一轮融资，腾讯、红杉中国等继续加持</w:t>
-      </w:r>
-    </w:p>
-    <w:p>
-      <w:r>
-        <w:rPr>
-          <w:rFonts w:ascii="Times New Roman" w:hAnsi="Times New Roman" w:eastAsia="宋体"/>
-          <w:color w:val="888888"/>
-          <w:sz w:val="18"/>
-        </w:rPr>
-        <w:t>来源:IT之家 | 时间:10-08 12:50</w:t>
-      </w:r>
-    </w:p>
-    <w:p>
-      <w:r>
-        <w:rPr>
-          <w:rFonts w:ascii="Times New Roman" w:hAnsi="Times New Roman" w:eastAsia="宋体"/>
-          <w:sz w:val="18"/>
-        </w:rPr>
-        <w:t>链接:</w:t>
-      </w:r>
-      <w:hyperlink r:id="rId31">
-        <w:r>
-          <w:rPr>
-            <w:color w:val="0563C1"/>
-            <w:u w:val="single"/>
-          </w:rPr>
-          <w:t>Manus 母公司蝴蝶效应宣布完成超 5 亿美元新一轮融资，腾讯、红杉中国等继续加持</w:t>
-        </w:r>
-      </w:hyperlink>
-    </w:p>
-    <w:p>
-      <w:pPr>
-        <w:pStyle w:val="Heading3"/>
-      </w:pPr>
-      <w:r>
-        <w:rPr>
-          <w:rFonts w:ascii="Times New Roman" w:hAnsi="Times New Roman" w:eastAsia="黑体"/>
-          <w:b w:val="0"/>
-          <w:color w:val="888888"/>
-          <w:sz w:val="24"/>
-        </w:rPr>
-        <w:t>【C级·参考】</w:t>
-      </w:r>
-      <w:r>
-        <w:rPr>
-          <w:rFonts w:ascii="Times New Roman" w:hAnsi="Times New Roman" w:eastAsia="黑体"/>
-          <w:b w:val="0"/>
-          <w:color w:val="888888"/>
-          <w:sz w:val="24"/>
-        </w:rPr>
-        <w:t>国产动作肉鸽游戏续作《霓虹深渊 2》发售，Steam 首发 46.40 元</w:t>
-      </w:r>
-    </w:p>
-    <w:p>
-      <w:r>
-        <w:rPr>
-          <w:rFonts w:ascii="Times New Roman" w:hAnsi="Times New Roman" w:eastAsia="宋体"/>
-          <w:color w:val="888888"/>
-          <w:sz w:val="18"/>
-        </w:rPr>
-        <w:t>来源:IT之家 | 时间:10-08 12:13</w:t>
-      </w:r>
-    </w:p>
-    <w:p>
-      <w:r>
-        <w:rPr>
-          <w:rFonts w:ascii="Times New Roman" w:hAnsi="Times New Roman" w:eastAsia="宋体"/>
-          <w:sz w:val="18"/>
-        </w:rPr>
-        <w:t>链接:</w:t>
-      </w:r>
-      <w:hyperlink r:id="rId32">
-        <w:r>
-          <w:rPr>
-            <w:color w:val="0563C1"/>
-            <w:u w:val="single"/>
-          </w:rPr>
-          <w:t>国产动作肉鸽游戏续作《霓虹深渊 2》发售，Steam 首发 46.40 元</w:t>
         </w:r>
       </w:hyperlink>
     </w:p>
@@ -1378,7 +1067,7 @@
         </w:rPr>
         <w:t>链接:</w:t>
       </w:r>
-      <w:hyperlink r:id="rId33">
+      <w:hyperlink r:id="rId27">
         <w:r>
           <w:rPr>
             <w:color w:val="0563C1"/>
@@ -1429,7 +1118,7 @@
         </w:rPr>
         <w:t>链接:</w:t>
       </w:r>
-      <w:hyperlink r:id="rId34">
+      <w:hyperlink r:id="rId28">
         <w:r>
           <w:rPr>
             <w:color w:val="0563C1"/>
@@ -1480,7 +1169,7 @@
         </w:rPr>
         <w:t>链接:</w:t>
       </w:r>
-      <w:hyperlink r:id="rId35">
+      <w:hyperlink r:id="rId29">
         <w:r>
           <w:rPr>
             <w:color w:val="0563C1"/>
@@ -1503,9 +1192,55 @@
       </w:r>
     </w:p>
     <w:p>
+      <w:pPr>
+        <w:pStyle w:val="Heading3"/>
+      </w:pPr>
       <w:r>
-        <w:t>本线口暂无重要更新</w:t>
+        <w:rPr>
+          <w:rFonts w:ascii="Times New Roman" w:hAnsi="Times New Roman" w:eastAsia="黑体"/>
+          <w:b w:val="0"/>
+          <w:color w:val="888888"/>
+          <w:sz w:val="24"/>
+        </w:rPr>
+        <w:t>【C级·参考】</w:t>
       </w:r>
+      <w:r>
+        <w:rPr>
+          <w:rFonts w:ascii="Times New Roman" w:hAnsi="Times New Roman" w:eastAsia="黑体"/>
+          <w:b w:val="0"/>
+          <w:color w:val="888888"/>
+          <w:sz w:val="24"/>
+        </w:rPr>
+        <w:t>日本零售商公布 9 月上旬显卡销量榜：RTX 3050 力压 RTX 50 系列登顶，连 GT 1030 都榜上有名</w:t>
+      </w:r>
+    </w:p>
+    <w:p>
+      <w:r>
+        <w:rPr>
+          <w:rFonts w:ascii="Times New Roman" w:hAnsi="Times New Roman" w:eastAsia="宋体"/>
+          <w:color w:val="888888"/>
+          <w:sz w:val="18"/>
+        </w:rPr>
+        <w:t>来源:IT之家 | 时间:10-08 18:20</w:t>
+      </w:r>
+    </w:p>
+    <w:p>
+      <w:r>
+        <w:rPr>
+          <w:rFonts w:ascii="Times New Roman" w:hAnsi="Times New Roman" w:eastAsia="宋体"/>
+          <w:sz w:val="18"/>
+        </w:rPr>
+        <w:t>链接:</w:t>
+      </w:r>
+      <w:hyperlink r:id="rId30">
+        <w:r>
+          <w:rPr>
+            <w:color w:val="0563C1"/>
+            <w:u w:val="single"/>
+          </w:rPr>
+          <w:t>日本零售商公布 9 月上旬显卡销量榜：RTX 3050 力压 RTX 50 系列登顶，连 GT 1030 都榜上有名</w:t>
+        </w:r>
+      </w:hyperlink>
     </w:p>
     <w:p>
       <w:pPr>
@@ -1533,7 +1268,7 @@
           <w:rFonts w:ascii="Times New Roman" w:hAnsi="Times New Roman" w:eastAsia="宋体"/>
           <w:sz w:val="18"/>
         </w:rPr>
-        <w:t>IT之家(60)、GameLook(5)、HackerNews(4)、Bing新闻(6)</w:t>
+        <w:t>IT之家(60)、GameLook(5)、HackerNews(5)、Bing新闻(3)</w:t>
       </w:r>
     </w:p>
     <w:p>

--- a/briefings/线口监测午报-2026-10-08.docx
+++ b/briefings/线口监测午报-2026-10-08.docx
@@ -22,7 +22,7 @@
           <w:color w:val="888888"/>
           <w:sz w:val="18"/>
         </w:rPr>
-        <w:t>监测窗口:近48小时 | 生成时间:2026-10-08 22:31</w:t>
+        <w:t>监测窗口:近48小时 | 生成时间:2026-10-08 23:31</w:t>
       </w:r>
     </w:p>
     <w:p>
@@ -223,7 +223,7 @@
           <w:color w:val="888888"/>
           <w:sz w:val="24"/>
         </w:rPr>
-        <w:t>迈从 Ace 68 Air 2 键盘推出琥珀金 / 薄荷冰配色，289 元起</w:t>
+        <w:t>OpenAI Withdraws 3 Math Papers</w:t>
       </w:r>
     </w:p>
     <w:p>
@@ -233,7 +233,7 @@
           <w:color w:val="888888"/>
           <w:sz w:val="18"/>
         </w:rPr>
-        <w:t>来源:IT之家 | 时间:10-08 16:59</w:t>
+        <w:t>来源:Hacker News | 时间:10-08 16:08</w:t>
       </w:r>
     </w:p>
     <w:p>
@@ -250,7 +250,7 @@
             <w:color w:val="0563C1"/>
             <w:u w:val="single"/>
           </w:rPr>
-          <w:t>迈从 Ace 68 Air 2 键盘推出琥珀金 / 薄荷冰配色，289 元起</w:t>
+          <w:t>OpenAI Withdraws 3 Math Papers</w:t>
         </w:r>
       </w:hyperlink>
     </w:p>
@@ -274,7 +274,7 @@
           <w:color w:val="888888"/>
           <w:sz w:val="24"/>
         </w:rPr>
-        <w:t>韩国“世界”号第五次发射载荷包括 5 款 LG 零部件与 Mobilint AI SoC</w:t>
+        <w:t>AI眼镜企业比特幻境天使轮融资数亿元</w:t>
       </w:r>
     </w:p>
     <w:p>
@@ -284,7 +284,7 @@
           <w:color w:val="888888"/>
           <w:sz w:val="18"/>
         </w:rPr>
-        <w:t>来源:IT之家 | 时间:10-08 16:38</w:t>
+        <w:t>来源:Bing新闻 | 时间:10-08 14:22</w:t>
       </w:r>
     </w:p>
     <w:p>
@@ -301,58 +301,7 @@
             <w:color w:val="0563C1"/>
             <w:u w:val="single"/>
           </w:rPr>
-          <w:t>韩国“世界”号第五次发射载荷包括 5 款 LG 零部件与 Mobilint AI SoC</w:t>
-        </w:r>
-      </w:hyperlink>
-    </w:p>
-    <w:p>
-      <w:pPr>
-        <w:pStyle w:val="Heading3"/>
-      </w:pPr>
-      <w:r>
-        <w:rPr>
-          <w:rFonts w:ascii="Times New Roman" w:hAnsi="Times New Roman" w:eastAsia="黑体"/>
-          <w:b w:val="0"/>
-          <w:color w:val="888888"/>
-          <w:sz w:val="24"/>
-        </w:rPr>
-        <w:t>【C级·参考】</w:t>
-      </w:r>
-      <w:r>
-        <w:rPr>
-          <w:rFonts w:ascii="Times New Roman" w:hAnsi="Times New Roman" w:eastAsia="黑体"/>
-          <w:b w:val="0"/>
-          <w:color w:val="888888"/>
-          <w:sz w:val="24"/>
-        </w:rPr>
-        <w:t>OpenAI Withdraws 3 Math Papers</w:t>
-      </w:r>
-    </w:p>
-    <w:p>
-      <w:r>
-        <w:rPr>
-          <w:rFonts w:ascii="Times New Roman" w:hAnsi="Times New Roman" w:eastAsia="宋体"/>
-          <w:color w:val="888888"/>
-          <w:sz w:val="18"/>
-        </w:rPr>
-        <w:t>来源:Hacker News | 时间:10-08 16:08</w:t>
-      </w:r>
-    </w:p>
-    <w:p>
-      <w:r>
-        <w:rPr>
-          <w:rFonts w:ascii="Times New Roman" w:hAnsi="Times New Roman" w:eastAsia="宋体"/>
-          <w:sz w:val="18"/>
-        </w:rPr>
-        <w:t>链接:</w:t>
-      </w:r>
-      <w:hyperlink r:id="rId14">
-        <w:r>
-          <w:rPr>
-            <w:color w:val="0563C1"/>
-            <w:u w:val="single"/>
-          </w:rPr>
-          <w:t>OpenAI Withdraws 3 Math Papers</w:t>
+          <w:t>AI眼镜企业比特幻境天使轮融资数亿元</w:t>
         </w:r>
       </w:hyperlink>
     </w:p>
@@ -397,7 +346,7 @@
         </w:rPr>
         <w:t>链接:</w:t>
       </w:r>
-      <w:hyperlink r:id="rId15">
+      <w:hyperlink r:id="rId14">
         <w:r>
           <w:rPr>
             <w:color w:val="0563C1"/>
@@ -448,7 +397,7 @@
         </w:rPr>
         <w:t>链接:</w:t>
       </w:r>
-      <w:hyperlink r:id="rId16">
+      <w:hyperlink r:id="rId15">
         <w:r>
           <w:rPr>
             <w:color w:val="0563C1"/>
@@ -499,7 +448,7 @@
         </w:rPr>
         <w:t>链接:</w:t>
       </w:r>
-      <w:hyperlink r:id="rId17">
+      <w:hyperlink r:id="rId16">
         <w:r>
           <w:rPr>
             <w:color w:val="0563C1"/>
@@ -550,7 +499,7 @@
         </w:rPr>
         <w:t>链接:</w:t>
       </w:r>
-      <w:hyperlink r:id="rId18">
+      <w:hyperlink r:id="rId17">
         <w:r>
           <w:rPr>
             <w:color w:val="0563C1"/>
@@ -601,7 +550,7 @@
         </w:rPr>
         <w:t>链接:</w:t>
       </w:r>
-      <w:hyperlink r:id="rId19">
+      <w:hyperlink r:id="rId18">
         <w:r>
           <w:rPr>
             <w:color w:val="0563C1"/>
@@ -664,7 +613,7 @@
         </w:rPr>
         <w:t>链接:</w:t>
       </w:r>
-      <w:hyperlink r:id="rId20">
+      <w:hyperlink r:id="rId19">
         <w:r>
           <w:rPr>
             <w:color w:val="0563C1"/>
@@ -687,9 +636,55 @@
       </w:r>
     </w:p>
     <w:p>
+      <w:pPr>
+        <w:pStyle w:val="Heading3"/>
+      </w:pPr>
       <w:r>
-        <w:t>本线口暂无重要更新</w:t>
+        <w:rPr>
+          <w:rFonts w:ascii="Times New Roman" w:hAnsi="Times New Roman" w:eastAsia="黑体"/>
+          <w:b w:val="0"/>
+          <w:color w:val="888888"/>
+          <w:sz w:val="24"/>
+        </w:rPr>
+        <w:t>【C级·参考】</w:t>
       </w:r>
+      <w:r>
+        <w:rPr>
+          <w:rFonts w:ascii="Times New Roman" w:hAnsi="Times New Roman" w:eastAsia="黑体"/>
+          <w:b w:val="0"/>
+          <w:color w:val="888888"/>
+          <w:sz w:val="24"/>
+        </w:rPr>
+        <w:t>Waymo 获 50 亿美元贷款：未来将推动无人驾驶出租车扩张，入局欧洲、日本等市场</w:t>
+      </w:r>
+    </w:p>
+    <w:p>
+      <w:r>
+        <w:rPr>
+          <w:rFonts w:ascii="Times New Roman" w:hAnsi="Times New Roman" w:eastAsia="宋体"/>
+          <w:color w:val="888888"/>
+          <w:sz w:val="18"/>
+        </w:rPr>
+        <w:t>来源:IT之家 | 时间:10-08 23:01</w:t>
+      </w:r>
+    </w:p>
+    <w:p>
+      <w:r>
+        <w:rPr>
+          <w:rFonts w:ascii="Times New Roman" w:hAnsi="Times New Roman" w:eastAsia="宋体"/>
+          <w:sz w:val="18"/>
+        </w:rPr>
+        <w:t>链接:</w:t>
+      </w:r>
+      <w:hyperlink r:id="rId20">
+        <w:r>
+          <w:rPr>
+            <w:color w:val="0563C1"/>
+            <w:u w:val="single"/>
+          </w:rPr>
+          <w:t>Waymo 获 50 亿美元贷款：未来将推动无人驾驶出租车扩张，入局欧洲、日本等市场</w:t>
+        </w:r>
+      </w:hyperlink>
     </w:p>
     <w:p>
       <w:pPr>
@@ -740,6 +735,57 @@
           <w:color w:val="888888"/>
           <w:sz w:val="24"/>
         </w:rPr>
+        <w:t>Epic 喜加二：《熊视眈眈》《愿景之城》游戏免费领取</w:t>
+      </w:r>
+    </w:p>
+    <w:p>
+      <w:r>
+        <w:rPr>
+          <w:rFonts w:ascii="Times New Roman" w:hAnsi="Times New Roman" w:eastAsia="宋体"/>
+          <w:color w:val="888888"/>
+          <w:sz w:val="18"/>
+        </w:rPr>
+        <w:t>来源:IT之家 | 时间:10-08 23:05</w:t>
+      </w:r>
+    </w:p>
+    <w:p>
+      <w:r>
+        <w:rPr>
+          <w:rFonts w:ascii="Times New Roman" w:hAnsi="Times New Roman" w:eastAsia="宋体"/>
+          <w:sz w:val="18"/>
+        </w:rPr>
+        <w:t>链接:</w:t>
+      </w:r>
+      <w:hyperlink r:id="rId21">
+        <w:r>
+          <w:rPr>
+            <w:color w:val="0563C1"/>
+            <w:u w:val="single"/>
+          </w:rPr>
+          <w:t>Epic 喜加二：《熊视眈眈》《愿景之城》游戏免费领取</w:t>
+        </w:r>
+      </w:hyperlink>
+    </w:p>
+    <w:p>
+      <w:pPr>
+        <w:pStyle w:val="Heading3"/>
+      </w:pPr>
+      <w:r>
+        <w:rPr>
+          <w:rFonts w:ascii="Times New Roman" w:hAnsi="Times New Roman" w:eastAsia="黑体"/>
+          <w:b w:val="0"/>
+          <w:color w:val="888888"/>
+          <w:sz w:val="24"/>
+        </w:rPr>
+        <w:t>【C级·参考】</w:t>
+      </w:r>
+      <w:r>
+        <w:rPr>
+          <w:rFonts w:ascii="Times New Roman" w:hAnsi="Times New Roman" w:eastAsia="黑体"/>
+          <w:b w:val="0"/>
+          <w:color w:val="888888"/>
+          <w:sz w:val="24"/>
+        </w:rPr>
         <w:t>《全面战争：幕府将军 2-完全版》游戏将登陆苹果 macOS，预计 2027 第一季度上线</w:t>
       </w:r>
     </w:p>
@@ -761,7 +807,7 @@
         </w:rPr>
         <w:t>链接:</w:t>
       </w:r>
-      <w:hyperlink r:id="rId21">
+      <w:hyperlink r:id="rId22">
         <w:r>
           <w:rPr>
             <w:color w:val="0563C1"/>
@@ -812,7 +858,7 @@
         </w:rPr>
         <w:t>链接:</w:t>
       </w:r>
-      <w:hyperlink r:id="rId22">
+      <w:hyperlink r:id="rId23">
         <w:r>
           <w:rPr>
             <w:color w:val="0563C1"/>
@@ -863,7 +909,7 @@
         </w:rPr>
         <w:t>链接:</w:t>
       </w:r>
-      <w:hyperlink r:id="rId23">
+      <w:hyperlink r:id="rId24">
         <w:r>
           <w:rPr>
             <w:color w:val="0563C1"/>
@@ -914,7 +960,7 @@
         </w:rPr>
         <w:t>链接:</w:t>
       </w:r>
-      <w:hyperlink r:id="rId24">
+      <w:hyperlink r:id="rId25">
         <w:r>
           <w:rPr>
             <w:color w:val="0563C1"/>
@@ -965,7 +1011,7 @@
         </w:rPr>
         <w:t>链接:</w:t>
       </w:r>
-      <w:hyperlink r:id="rId25">
+      <w:hyperlink r:id="rId26">
         <w:r>
           <w:rPr>
             <w:color w:val="0563C1"/>
@@ -1016,7 +1062,7 @@
         </w:rPr>
         <w:t>链接:</w:t>
       </w:r>
-      <w:hyperlink r:id="rId26">
+      <w:hyperlink r:id="rId27">
         <w:r>
           <w:rPr>
             <w:color w:val="0563C1"/>
@@ -1067,7 +1113,7 @@
         </w:rPr>
         <w:t>链接:</w:t>
       </w:r>
-      <w:hyperlink r:id="rId27">
+      <w:hyperlink r:id="rId28">
         <w:r>
           <w:rPr>
             <w:color w:val="0563C1"/>
@@ -1118,7 +1164,7 @@
         </w:rPr>
         <w:t>链接:</w:t>
       </w:r>
-      <w:hyperlink r:id="rId28">
+      <w:hyperlink r:id="rId29">
         <w:r>
           <w:rPr>
             <w:color w:val="0563C1"/>
@@ -1169,7 +1215,7 @@
         </w:rPr>
         <w:t>链接:</w:t>
       </w:r>
-      <w:hyperlink r:id="rId29">
+      <w:hyperlink r:id="rId30">
         <w:r>
           <w:rPr>
             <w:color w:val="0563C1"/>
@@ -1232,7 +1278,7 @@
         </w:rPr>
         <w:t>链接:</w:t>
       </w:r>
-      <w:hyperlink r:id="rId30">
+      <w:hyperlink r:id="rId31">
         <w:r>
           <w:rPr>
             <w:color w:val="0563C1"/>
@@ -1268,7 +1314,7 @@
           <w:rFonts w:ascii="Times New Roman" w:hAnsi="Times New Roman" w:eastAsia="宋体"/>
           <w:sz w:val="18"/>
         </w:rPr>
-        <w:t>IT之家(60)、GameLook(5)、HackerNews(5)、Bing新闻(3)</w:t>
+        <w:t>IT之家(60)、GameLook(5)、HackerNews(5)、Bing新闻(4)</w:t>
       </w:r>
     </w:p>
     <w:p>
